--- a/vi/files/sessions/s4_exercises_VN.docx
+++ b/vi/files/sessions/s4_exercises_VN.docx
@@ -929,7 +929,7 @@
         <w:rPr>
           <w:b/>
         </w:rPr>
-        <w:t>Câu hỏi xuyên suốt của chúng ta:</w:t>
+        <w:t>Câu hỏi xuyên suốt:</w:t>
       </w:r>
       <w:r>
         <w:t xml:space="preserve"> ở người lớn bị sốc nhiễm khuẩn, chiến lược hạn chế dịch, so với chăm sóc thường quy, có làm giảm tử vong 28 ngày không?</w:t>

--- a/vi/files/sessions/s4_exercises_VN.docx
+++ b/vi/files/sessions/s4_exercises_VN.docx
@@ -943,18 +943,7 @@
         <w:t>Hai bài báo</w:t>
       </w:r>
       <w:r>
-        <w:t xml:space="preserve"> (thư mục khóa học, </w:t>
-      </w:r>
-      <w:r>
-        <w:rPr>
-          <w:rFonts w:ascii="Consolas" w:hAnsi="Consolas" w:cs="Consolas" w:eastAsia="Consolas"/>
-          <w:color w:val="0B376C"/>
-          <w:sz w:val="19"/>
-        </w:rPr>
-        <w:t>Course/Papers</w:t>
-      </w:r>
-      <w:r>
-        <w:t>): Bài báo 1, Boulet 2024 (thử nghiệm ngẫu nhiên thí điểm về hạn chế dịch); Bài báo 2, Hyun 2023 (nghiên cứu thuần tập từ sổ đăng ký về cân bằng dịch và tử vong).</w:t>
+        <w:t xml:space="preserve"> (tệp PDF gửi trước Buổi 1): Bài báo 1, Boulet 2024 (thử nghiệm ngẫu nhiên thí điểm về hạn chế dịch); Bài báo 2, Hyun 2023 (nghiên cứu thuần tập từ sổ đăng ký về cân bằng dịch và tử vong).</w:t>
       </w:r>
     </w:p>
     <w:p>

--- a/vi/files/sessions/s4_exercises_VN.docx
+++ b/vi/files/sessions/s4_exercises_VN.docx
@@ -140,63 +140,11 @@
       </w:pPr>
     </w:p>
     <w:p>
-      <w:r>
-        <w:t>Phiếu được gửi qua email trước buổi học, dưới dạng tệp Word và tệp PDF. Hãy mở phiếu trên màn hình và gõ câu trả lời vào tệp Word (hoặc in bản PDF). Chuẩn bị sẵn bút, giấy và máy tính bỏ túi (hoặc điện thoại). Các phép tính chỉ cần phép chia đơn giản. Giảng viên kiểm tra mọi đáp án trực tiếp bằng công cụ tính bảng 2x2 (</w:t>
-      </w:r>
-      <w:r>
-        <w:rPr>
-          <w:rFonts w:ascii="Consolas" w:hAnsi="Consolas" w:cs="Consolas" w:eastAsia="Consolas"/>
-          <w:color w:val="0B376C"/>
-          <w:sz w:val="19"/>
-        </w:rPr>
-        <w:t>Course/Resources/tools/2x2_calculator.xlsx</w:t>
-      </w:r>
-      <w:r>
-        <w:t>).</w:t>
-      </w:r>
-    </w:p>
-    <w:p>
       <w:pPr>
         <w:keepNext/>
       </w:pPr>
       <w:r>
-        <w:t xml:space="preserve">Mọi bài tập trong buổi học đều do </w:t>
-      </w:r>
-      <w:r>
-        <w:rPr>
-          <w:b/>
-        </w:rPr>
-        <w:t>cả lớp cùng làm</w:t>
-      </w:r>
-      <w:r>
-        <w:t xml:space="preserve">: giảng viên trình chiếu từng mục trên màn hình chia sẻ, bạn trả lời bằng </w:t>
-      </w:r>
-      <w:r>
-        <w:rPr>
-          <w:b/>
-        </w:rPr>
-        <w:t>bình chọn</w:t>
-      </w:r>
-      <w:r>
-        <w:t xml:space="preserve"> hoặc trong </w:t>
-      </w:r>
-      <w:r>
-        <w:rPr>
-          <w:b/>
-        </w:rPr>
-        <w:t>khung chat</w:t>
-      </w:r>
-      <w:r>
-        <w:t xml:space="preserve">, và giảng viên gõ câu trả lời của lớp lên màn hình chia sẻ. Không chia nhóm. Phần xây dựng đề cương (Phần F) là bài làm cá nhân </w:t>
-      </w:r>
-      <w:r>
-        <w:rPr>
-          <w:b/>
-        </w:rPr>
-        <w:t>của riêng bạn</w:t>
-      </w:r>
-      <w:r>
-        <w:t>.</w:t>
+        <w:t>Gõ câu trả lời vào tệp Word, hoặc in bản PDF. Chuẩn bị sẵn bút, giấy và máy tính bỏ túi (hoặc điện thoại). Chỉ cần phép chia đơn giản.</w:t>
       </w:r>
     </w:p>
     <w:tbl>
@@ -913,7 +861,7 @@
               <w:rPr>
                 <w:sz w:val="19"/>
               </w:rPr>
-              <w:t>Giảng viên làm mẫu trực tiếp; sau đó bạn viết bản nháp của mình</w:t>
+              <w:t>Giảng viên làm mẫu trực tiếp, sau đó bạn viết bản nháp của mình</w:t>
             </w:r>
           </w:p>
         </w:tc>
@@ -943,7 +891,7 @@
         <w:t>Hai bài báo</w:t>
       </w:r>
       <w:r>
-        <w:t xml:space="preserve"> (tệp PDF gửi trước Buổi 1): Bài báo 1, Boulet 2024 (thử nghiệm ngẫu nhiên thí điểm về hạn chế dịch); Bài báo 2, Hyun 2023 (nghiên cứu thuần tập từ sổ đăng ký về cân bằng dịch và tử vong).</w:t>
+        <w:t xml:space="preserve"> (tệp PDF gửi trước Buổi 1): Bài báo 1, Boulet 2024 (thử nghiệm ngẫu nhiên thí điểm về hạn chế dịch), Bài báo 2, Hyun 2023 (nghiên cứu thuần tập từ sổ đăng ký về cân bằng dịch và tử vong).</w:t>
       </w:r>
     </w:p>
     <w:p>
@@ -965,7 +913,7 @@
         <w:t>Các chữ viết tắt khác trong phiếu:</w:t>
       </w:r>
       <w:r>
-        <w:t xml:space="preserve"> ICU = khoa hồi sức tích cực; KTC = khoảng tin cậy (CI); RCT = thử nghiệm lâm sàng ngẫu nhiên có đối chứng.</w:t>
+        <w:t xml:space="preserve"> ICU = khoa hồi sức tích cực, KTC = khoảng tin cậy (CI), RCT = thử nghiệm lâm sàng ngẫu nhiên có đối chứng.</w:t>
       </w:r>
     </w:p>
     <w:p>
@@ -4620,7 +4568,7 @@
         <w:t>Cách làm.</w:t>
       </w:r>
       <w:r>
-        <w:t xml:space="preserve"> Giảng viên trình chiếu biểu đồ trên màn hình chia sẻ và hỏi từng câu bằng bình chọn hoặc trong khung chat. Đây là biểu đồ trong phần 4.3 (sáu thử nghiệm giả định về hạn chế dịch so với thường quy; kết cục tử vong; gộp theo mô hình ảnh hưởng cố định).</w:t>
+        <w:t xml:space="preserve"> Giảng viên trình chiếu biểu đồ trên màn hình chia sẻ và hỏi từng câu bằng bình chọn hoặc trong khung chat. Đây là biểu đồ trong phần 4.3 (sáu thử nghiệm giả định về hạn chế dịch so với thường quy, kết cục tử vong, gộp theo mô hình ảnh hưởng cố định).</w:t>
       </w:r>
     </w:p>
     <w:p>
@@ -5367,18 +5315,7 @@
         <w:t>AMSTAR 2</w:t>
       </w:r>
       <w:r>
-        <w:t xml:space="preserve"> (tổng quan hệ thống). Bảng chọn công cụ một trang có trong </w:t>
-      </w:r>
-      <w:r>
-        <w:rPr>
-          <w:rFonts w:ascii="Consolas" w:hAnsi="Consolas" w:cs="Consolas" w:eastAsia="Consolas"/>
-          <w:color w:val="0B376C"/>
-          <w:sz w:val="19"/>
-        </w:rPr>
-        <w:t>Course/Resources/Risk_of_Bias_Tool_Chooser.pdf</w:t>
-      </w:r>
-      <w:r>
-        <w:t>.</w:t>
+        <w:t xml:space="preserve"> (tổng quan hệ thống).</w:t>
       </w:r>
     </w:p>
     <w:tbl>
@@ -5918,28 +5855,6 @@
       </w:r>
     </w:p>
     <w:p>
-      <w:r>
-        <w:rPr>
-          <w:b/>
-        </w:rPr>
-        <w:t>Đây là bài làm của riêng bạn.</w:t>
-      </w:r>
-      <w:r>
-        <w:t xml:space="preserve"> Mỗi học viên viết đề cương nghiên cứu của riêng mình về một câu hỏi từ khoa của mình (xem </w:t>
-      </w:r>
-      <w:r>
-        <w:rPr>
-          <w:rFonts w:ascii="Consolas" w:hAnsi="Consolas" w:cs="Consolas" w:eastAsia="Consolas"/>
-          <w:color w:val="0B376C"/>
-          <w:sz w:val="19"/>
-        </w:rPr>
-        <w:t>Course/Assignment/proposal_brief.md</w:t>
-      </w:r>
-      <w:r>
-        <w:t>).</w:t>
-      </w:r>
-    </w:p>
-    <w:p>
       <w:pPr>
         <w:keepNext/>
       </w:pPr>
@@ -6025,7 +5940,7 @@
         <w:t>Phản hồi (7 phút).</w:t>
       </w:r>
       <w:r>
-        <w:t xml:space="preserve"> Ba bạn tình nguyện dán một sai lệch và cách khắc phục vào khung chat; giảng viên nhận xét.</w:t>
+        <w:t xml:space="preserve"> Ba bạn tình nguyện dán một sai lệch và cách khắc phục vào khung chat, giảng viên nhận xét.</w:t>
       </w:r>
     </w:p>
     <w:p>
@@ -6038,7 +5953,7 @@
           <w:color w:val="0B376C"/>
           <w:sz w:val="19"/>
         </w:rPr>
-        <w:t>Course/Templates/Research_Proposal_Template.docx</w:t>
+        <w:t>Research_Proposal_Template_VN.docx</w:t>
       </w:r>
       <w:r>
         <w:t xml:space="preserve">, Phần 2). Các dòng 1–3 (thiết kế, bối cảnh, đối tượng) đã viết nháp sau Buổi 3. Với mỗi kết cục, ghi rõ </w:t>
